--- a/courts/eleventh-circuit/alabama/state/supreme-court/petition-for-discretionary-review/usage/OUTPUT-petition-for-discretionary-review.docx
+++ b/courts/eleventh-circuit/alabama/state/supreme-court/petition-for-discretionary-review/usage/OUTPUT-petition-for-discretionary-review.docx
@@ -313,11 +313,7 @@
         <w:t xml:space="preserve"> </w:t>
       </w:r>
       <w:r>
-        <w:t xml:space="preserve">CR</w:t>
-        <w:noBreakHyphen/>
-        <w:t xml:space="preserve">10</w:t>
-        <w:noBreakHyphen/>
-        <w:t xml:space="preserve">0642</w:t>
+        <w:t xml:space="preserve">CR-⁠10-⁠0642</w:t>
       </w:r>
       <w:r>
         <w:t xml:space="preserve"> </w:t>
@@ -425,11 +421,7 @@
         <w:t xml:space="preserve"> </w:t>
       </w:r>
       <w:r>
-        <w:t xml:space="preserve">CC</w:t>
-        <w:noBreakHyphen/>
-        <w:t xml:space="preserve">09</w:t>
-        <w:noBreakHyphen/>
-        <w:t xml:space="preserve">73</w:t>
+        <w:t xml:space="preserve">CC-⁠09-⁠73</w:t>
       </w:r>
     </w:p>
     <w:p>
@@ -645,9 +637,7 @@
         <w:jc w:val="left"/>
       </w:pPr>
       <w:r>
-        <w:t xml:space="preserve">LOU</w:t>
-        <w:noBreakHyphen/>
-        <w:t xml:space="preserve">004</w:t>
+        <w:t xml:space="preserve">LOU-⁠004</w:t>
       </w:r>
     </w:p>
     <w:p>
@@ -695,9 +685,7 @@
         <w:jc w:val="left"/>
       </w:pPr>
       <w:r>
-        <w:t xml:space="preserve">MUL</w:t>
-        <w:noBreakHyphen/>
-        <w:t xml:space="preserve">027</w:t>
+        <w:t xml:space="preserve">MUL-⁠027</w:t>
       </w:r>
     </w:p>
     <w:p>
@@ -849,9 +837,7 @@
         <w:t xml:space="preserve"> </w:t>
       </w:r>
       <w:r>
-        <w:t xml:space="preserve">688</w:t>
-        <w:noBreakHyphen/>
-        <w:t xml:space="preserve">1202</w:t>
+        <w:t xml:space="preserve">688-⁠1202</w:t>
       </w:r>
     </w:p>
     <w:p>
@@ -873,9 +859,7 @@
         <w:t xml:space="preserve"> </w:t>
       </w:r>
       <w:r>
-        <w:t xml:space="preserve">688</w:t>
-        <w:noBreakHyphen/>
-        <w:t xml:space="preserve">9440</w:t>
+        <w:t xml:space="preserve">688-⁠9440</w:t>
       </w:r>
     </w:p>
     <w:p>
@@ -2089,11 +2073,7 @@
         <w:t xml:space="preserve"> </w:t>
       </w:r>
       <w:r>
-        <w:t xml:space="preserve">CR</w:t>
-        <w:noBreakHyphen/>
-        <w:t xml:space="preserve">10</w:t>
-        <w:noBreakHyphen/>
-        <w:t xml:space="preserve">0642,</w:t>
+        <w:t xml:space="preserve">CR-⁠10-⁠0642,</w:t>
       </w:r>
       <w:r>
         <w:t xml:space="preserve"> </w:t>
@@ -2156,7 +2136,7 @@
         <w:tab/>
       </w:r>
       <w:r>
-        <w:t xml:space="preserve">4</w:t>
+        <w:t xml:space="preserve">5</w:t>
       </w:r>
     </w:p>
     <w:p>
@@ -2216,11 +2196,7 @@
         <w:t xml:space="preserve"> </w:t>
       </w:r>
       <w:r>
-        <w:t xml:space="preserve">CR</w:t>
-        <w:noBreakHyphen/>
-        <w:t xml:space="preserve">10</w:t>
-        <w:noBreakHyphen/>
-        <w:t xml:space="preserve">0642,</w:t>
+        <w:t xml:space="preserve">CR-⁠10-⁠0642,</w:t>
       </w:r>
       <w:r>
         <w:t xml:space="preserve"> </w:t>
@@ -2343,11 +2319,7 @@
         <w:t xml:space="preserve"> </w:t>
       </w:r>
       <w:r>
-        <w:t xml:space="preserve">CR</w:t>
-        <w:noBreakHyphen/>
-        <w:t xml:space="preserve">10</w:t>
-        <w:noBreakHyphen/>
-        <w:t xml:space="preserve">0642</w:t>
+        <w:t xml:space="preserve">CR-⁠10-⁠0642</w:t>
       </w:r>
       <w:r>
         <w:t xml:space="preserve"> </w:t>
@@ -2580,13 +2552,7 @@
         <w:t xml:space="preserve"> </w:t>
       </w:r>
       <w:r>
-        <w:t xml:space="preserve">(R. 934.) He was sentenced to death on each count of capital murder. (R. 984</w:t>
-      </w:r>
-      <w:r>
-        <w:noBreakHyphen/>
-      </w:r>
-      <w:r>
-        <w:t xml:space="preserve">85.) He has never been sentenced, however, on the count of sexual torture.</w:t>
+        <w:t xml:space="preserve">(R. 934.) He was sentenced to death on each count of capital murder. (R. 984-⁠85.) He has never been sentenced, however, on the count of sexual torture.</w:t>
       </w:r>
     </w:p>
     <w:p>
@@ -2607,19 +2573,7 @@
         <w:t xml:space="preserve">Kelley v. State</w:t>
       </w:r>
       <w:r>
-        <w:t xml:space="preserve">, No. CR</w:t>
-      </w:r>
-      <w:r>
-        <w:noBreakHyphen/>
-      </w:r>
-      <w:r>
-        <w:t xml:space="preserve">10</w:t>
-      </w:r>
-      <w:r>
-        <w:noBreakHyphen/>
-      </w:r>
-      <w:r>
-        <w:t xml:space="preserve">0642, 2014 WL 4387848</w:t>
+        <w:t xml:space="preserve">, No. CR-⁠10-⁠0642, 2014 WL 4387848</w:t>
       </w:r>
       <w:r>
         <w:t xml:space="preserve"> </w:t>
@@ -2824,19 +2778,7 @@
         <w:t xml:space="preserve">Kelley v. State</w:t>
       </w:r>
       <w:r>
-        <w:t xml:space="preserve">, No. CR</w:t>
-      </w:r>
-      <w:r>
-        <w:noBreakHyphen/>
-      </w:r>
-      <w:r>
-        <w:t xml:space="preserve">10</w:t>
-      </w:r>
-      <w:r>
-        <w:noBreakHyphen/>
-      </w:r>
-      <w:r>
-        <w:t xml:space="preserve">0642, 2016 WL 3148447</w:t>
+        <w:t xml:space="preserve">, No. CR-⁠10-⁠0642, 2016 WL 3148447</w:t>
       </w:r>
       <w:r>
         <w:t xml:space="preserve"> </w:t>
@@ -2875,19 +2817,7 @@
         <w:t xml:space="preserve">Kelley v. State</w:t>
       </w:r>
       <w:r>
-        <w:t xml:space="preserve">, No. CR</w:t>
-      </w:r>
-      <w:r>
-        <w:noBreakHyphen/>
-      </w:r>
-      <w:r>
-        <w:t xml:space="preserve">10</w:t>
-      </w:r>
-      <w:r>
-        <w:noBreakHyphen/>
-      </w:r>
-      <w:r>
-        <w:t xml:space="preserve">0642 (Ala. Crim. App. March 17, 2017)</w:t>
+        <w:t xml:space="preserve">, No. CR-⁠10-⁠0642 (Ala. Crim. App. March 17, 2017)</w:t>
       </w:r>
       <w:r>
         <w:t xml:space="preserve"> </w:t>
@@ -3493,9 +3423,7 @@
               <w:t xml:space="preserve"> </w:t>
             </w:r>
             <w:r>
-              <w:t xml:space="preserve">(LOU</w:t>
-              <w:noBreakHyphen/>
-              <w:t xml:space="preserve">004)</w:t>
+              <w:t xml:space="preserve">(LOU-⁠004)</w:t>
             </w:r>
           </w:p>
           <w:p>
@@ -3527,9 +3455,7 @@
               <w:t xml:space="preserve"> </w:t>
             </w:r>
             <w:r>
-              <w:t xml:space="preserve">(MUL</w:t>
-              <w:noBreakHyphen/>
-              <w:t xml:space="preserve">027)</w:t>
+              <w:t xml:space="preserve">(MUL-⁠027)</w:t>
             </w:r>
           </w:p>
           <w:p>
@@ -3641,9 +3567,7 @@
               <w:t xml:space="preserve"> </w:t>
             </w:r>
             <w:r>
-              <w:t xml:space="preserve">688</w:t>
-              <w:noBreakHyphen/>
-              <w:t xml:space="preserve">1202</w:t>
+              <w:t xml:space="preserve">688-⁠1202</w:t>
             </w:r>
           </w:p>
           <w:p>
@@ -3665,9 +3589,7 @@
               <w:t xml:space="preserve"> </w:t>
             </w:r>
             <w:r>
-              <w:t xml:space="preserve">688</w:t>
-              <w:noBreakHyphen/>
-              <w:t xml:space="preserve">9440</w:t>
+              <w:t xml:space="preserve">688-⁠9440</w:t>
             </w:r>
           </w:p>
           <w:p>
@@ -4108,9 +4030,7 @@
               <w:t xml:space="preserve"> </w:t>
             </w:r>
             <w:r>
-              <w:t xml:space="preserve">(LOU</w:t>
-              <w:noBreakHyphen/>
-              <w:t xml:space="preserve">004)</w:t>
+              <w:t xml:space="preserve">(LOU-⁠004)</w:t>
             </w:r>
           </w:p>
           <w:p>
@@ -4142,9 +4062,7 @@
               <w:t xml:space="preserve"> </w:t>
             </w:r>
             <w:r>
-              <w:t xml:space="preserve">(MUL</w:t>
-              <w:noBreakHyphen/>
-              <w:t xml:space="preserve">027)</w:t>
+              <w:t xml:space="preserve">(MUL-⁠027)</w:t>
             </w:r>
           </w:p>
           <w:p>
@@ -4256,9 +4174,7 @@
               <w:t xml:space="preserve"> </w:t>
             </w:r>
             <w:r>
-              <w:t xml:space="preserve">688</w:t>
-              <w:noBreakHyphen/>
-              <w:t xml:space="preserve">1202</w:t>
+              <w:t xml:space="preserve">688-⁠1202</w:t>
             </w:r>
           </w:p>
           <w:p>
@@ -4280,9 +4196,7 @@
               <w:t xml:space="preserve"> </w:t>
             </w:r>
             <w:r>
-              <w:t xml:space="preserve">688</w:t>
-              <w:noBreakHyphen/>
-              <w:t xml:space="preserve">9440</w:t>
+              <w:t xml:space="preserve">688-⁠9440</w:t>
             </w:r>
           </w:p>
           <w:p>
@@ -4837,9 +4751,7 @@
               <w:t xml:space="preserve"> </w:t>
             </w:r>
             <w:r>
-              <w:t xml:space="preserve">(LOU</w:t>
-              <w:noBreakHyphen/>
-              <w:t xml:space="preserve">004)</w:t>
+              <w:t xml:space="preserve">(LOU-⁠004)</w:t>
             </w:r>
           </w:p>
           <w:p>
@@ -4871,9 +4783,7 @@
               <w:t xml:space="preserve"> </w:t>
             </w:r>
             <w:r>
-              <w:t xml:space="preserve">(MUL</w:t>
-              <w:noBreakHyphen/>
-              <w:t xml:space="preserve">027)</w:t>
+              <w:t xml:space="preserve">(MUL-⁠027)</w:t>
             </w:r>
           </w:p>
           <w:p>
@@ -4985,9 +4895,7 @@
               <w:t xml:space="preserve"> </w:t>
             </w:r>
             <w:r>
-              <w:t xml:space="preserve">688</w:t>
-              <w:noBreakHyphen/>
-              <w:t xml:space="preserve">1202</w:t>
+              <w:t xml:space="preserve">688-⁠1202</w:t>
             </w:r>
           </w:p>
           <w:p>
@@ -5009,9 +4917,7 @@
               <w:t xml:space="preserve"> </w:t>
             </w:r>
             <w:r>
-              <w:t xml:space="preserve">688</w:t>
-              <w:noBreakHyphen/>
-              <w:t xml:space="preserve">9440</w:t>
+              <w:t xml:space="preserve">688-⁠9440</w:t>
             </w:r>
           </w:p>
           <w:p>
@@ -6005,7 +5911,7 @@
     <w:qFormat/>
     <w:pPr>
       <w:keepLines/>
-      <w:spacing w:before="0" w:after="168" w:line="336" w:lineRule="exact"/>
+      <w:spacing w:before="28" w:after="168" w:line="336" w:lineRule="exact"/>
       <w:jc w:val="both"/>
     </w:pPr>
     <w:rPr>
